--- a/ArUco.docx
+++ b/ArUco.docx
@@ -5,6 +5,12 @@
     <w:p>
       <w:r>
         <w:rPr>
+          <w:rFonts w:hint="eastAsia"/>
+        </w:rPr>
+        <w:t>ID2</w:t>
+      </w:r>
+      <w:r>
+        <w:rPr>
           <w:noProof/>
         </w:rPr>
         <w:drawing>
@@ -510,6 +516,12 @@
     <w:p>
       <w:r>
         <w:rPr>
+          <w:rFonts w:hint="eastAsia"/>
+        </w:rPr>
+        <w:t>ID 5</w:t>
+      </w:r>
+      <w:r>
+        <w:rPr>
           <w:noProof/>
         </w:rPr>
         <w:drawing>
@@ -1015,6 +1027,12 @@
     <w:p>
       <w:r>
         <w:rPr>
+          <w:rFonts w:hint="eastAsia"/>
+        </w:rPr>
+        <w:t>ID 9</w:t>
+      </w:r>
+      <w:r>
+        <w:rPr>
           <w:noProof/>
         </w:rPr>
         <w:drawing>
@@ -1518,6 +1536,12 @@
       </w:r>
     </w:p>
     <w:p>
+      <w:r>
+        <w:rPr>
+          <w:rFonts w:hint="eastAsia"/>
+        </w:rPr>
+        <w:t>ID 12</w:t>
+      </w:r>
       <w:r>
         <w:rPr>
           <w:noProof/>
@@ -2400,65 +2424,35 @@
         <w:spacing w:afterLines="50" w:after="180"/>
         <w:ind w:rightChars="119" w:right="286"/>
       </w:pPr>
-      <w:proofErr w:type="gramStart"/>
-      <w:r>
-        <w:rPr>
-          <w:rFonts w:hint="eastAsia"/>
-        </w:rPr>
-        <w:t>1.0  1.5</w:t>
-      </w:r>
-      <w:proofErr w:type="gramEnd"/>
-      <w:r>
-        <w:rPr>
-          <w:rFonts w:hint="eastAsia"/>
-        </w:rPr>
-        <w:t xml:space="preserve">   2.0   2.5   3.0    3.5   4.0   4.5   5.0   5.5    6.0    6.5</w:t>
+      <w:r>
+        <w:rPr>
+          <w:rFonts w:hint="eastAsia"/>
+        </w:rPr>
+        <w:t>1.0  1.5   2.0   2.5   3.0    3.5   4.0   4.5   5.0   5.5    6.0    6.5</w:t>
       </w:r>
     </w:p>
     <w:p>
       <w:pPr>
         <w:spacing w:afterLines="50" w:after="180"/>
         <w:ind w:rightChars="119" w:right="286"/>
-        <w:rPr>
-          <w:rFonts w:hint="eastAsia"/>
-        </w:rPr>
       </w:pPr>
     </w:p>
     <w:p>
       <w:pPr>
         <w:spacing w:afterLines="50" w:after="180"/>
         <w:ind w:rightChars="119" w:right="286"/>
-        <w:rPr>
-          <w:rFonts w:hint="eastAsia"/>
-        </w:rPr>
-      </w:pPr>
-      <w:proofErr w:type="gramStart"/>
+      </w:pPr>
       <w:r>
         <w:rPr>
           <w:rFonts w:hint="eastAsia"/>
         </w:rPr>
         <w:t>7.0  7.5</w:t>
       </w:r>
-      <w:proofErr w:type="gramEnd"/>
-      <w:r>
-        <w:rPr>
-          <w:rFonts w:hint="eastAsia"/>
-        </w:rPr>
-        <w:t xml:space="preserve">   8.0   8.5   9.0   9.5   10.0   10.5   11.0   11.5   </w:t>
-      </w:r>
-      <w:proofErr w:type="gramStart"/>
-      <w:r>
-        <w:rPr>
-          <w:rFonts w:hint="eastAsia"/>
-        </w:rPr>
-        <w:t>12.0  12.5</w:t>
-      </w:r>
-      <w:proofErr w:type="gramEnd"/>
-      <w:r>
-        <w:rPr>
-          <w:rFonts w:hint="eastAsia"/>
-        </w:rPr>
-        <w:t xml:space="preserve">  </w:t>
+      <w:r>
+        <w:rPr>
+          <w:rFonts w:hint="eastAsia"/>
+        </w:rPr>
+        <w:t xml:space="preserve">   8.0   8.5   9.0   9.5   10.0   10.5   11.0   11.5   12.0  12.5  </w:t>
       </w:r>
     </w:p>
     <w:p>
@@ -2472,98 +2466,12 @@
         <w:spacing w:afterLines="50" w:after="180"/>
         <w:ind w:rightChars="119" w:right="286"/>
       </w:pPr>
-      <w:proofErr w:type="gramStart"/>
-      <w:r>
-        <w:rPr>
-          <w:rFonts w:hint="eastAsia"/>
-        </w:rPr>
-        <w:t>6.0  6.5</w:t>
-      </w:r>
-      <w:proofErr w:type="gramEnd"/>
-      <w:r>
-        <w:rPr>
-          <w:rFonts w:hint="eastAsia"/>
-        </w:rPr>
-        <w:t xml:space="preserve">  </w:t>
-      </w:r>
-      <w:proofErr w:type="gramStart"/>
-      <w:r>
-        <w:rPr>
-          <w:rFonts w:hint="eastAsia"/>
-        </w:rPr>
-        <w:t>7.0  7.5</w:t>
-      </w:r>
-      <w:proofErr w:type="gramEnd"/>
-      <w:r>
-        <w:rPr>
-          <w:rFonts w:hint="eastAsia"/>
-        </w:rPr>
-        <w:t xml:space="preserve">  </w:t>
-      </w:r>
-      <w:proofErr w:type="gramStart"/>
-      <w:r>
-        <w:rPr>
-          <w:rFonts w:hint="eastAsia"/>
-        </w:rPr>
-        <w:t>8.0  8.5</w:t>
-      </w:r>
-      <w:proofErr w:type="gramEnd"/>
-      <w:r>
-        <w:rPr>
-          <w:rFonts w:hint="eastAsia"/>
-        </w:rPr>
-        <w:t xml:space="preserve">  </w:t>
-      </w:r>
-      <w:proofErr w:type="gramStart"/>
-      <w:r>
-        <w:rPr>
-          <w:rFonts w:hint="eastAsia"/>
-        </w:rPr>
-        <w:t>9.0  9.5</w:t>
-      </w:r>
-      <w:proofErr w:type="gramEnd"/>
-      <w:r>
-        <w:rPr>
-          <w:rFonts w:hint="eastAsia"/>
-        </w:rPr>
-        <w:t xml:space="preserve">  </w:t>
-      </w:r>
-      <w:proofErr w:type="gramStart"/>
-      <w:r>
-        <w:rPr>
-          <w:rFonts w:hint="eastAsia"/>
-        </w:rPr>
-        <w:t>10.0  10.5</w:t>
-      </w:r>
-      <w:proofErr w:type="gramEnd"/>
-      <w:r>
-        <w:rPr>
-          <w:rFonts w:hint="eastAsia"/>
-        </w:rPr>
-        <w:t xml:space="preserve">  </w:t>
-      </w:r>
-      <w:proofErr w:type="gramStart"/>
-      <w:r>
-        <w:rPr>
-          <w:rFonts w:hint="eastAsia"/>
-        </w:rPr>
-        <w:t>11.0  11.5</w:t>
-      </w:r>
-      <w:proofErr w:type="gramEnd"/>
-      <w:r>
-        <w:rPr>
-          <w:rFonts w:hint="eastAsia"/>
-        </w:rPr>
-        <w:t xml:space="preserve">  </w:t>
-      </w:r>
-      <w:proofErr w:type="gramStart"/>
-      <w:r>
-        <w:rPr>
-          <w:rFonts w:hint="eastAsia"/>
-        </w:rPr>
-        <w:t>12.0  12.5</w:t>
-      </w:r>
-      <w:proofErr w:type="gramEnd"/>
+      <w:r>
+        <w:rPr>
+          <w:rFonts w:hint="eastAsia"/>
+        </w:rPr>
+        <w:t>6.0  6.5  7.0  7.5  8.0  8.5  9.0  9.5  10.0  10.5  11.0  11.5  12.0  12.5</w:t>
+      </w:r>
     </w:p>
     <w:p>
       <w:pPr>
@@ -2576,75 +2484,11 @@
         <w:spacing w:afterLines="50" w:after="180"/>
         <w:ind w:rightChars="119" w:right="286"/>
       </w:pPr>
-      <w:proofErr w:type="gramStart"/>
-      <w:r>
-        <w:rPr>
-          <w:rFonts w:hint="eastAsia"/>
-        </w:rPr>
-        <w:t>13.0  13.5</w:t>
-      </w:r>
-      <w:proofErr w:type="gramEnd"/>
-      <w:r>
-        <w:rPr>
-          <w:rFonts w:hint="eastAsia"/>
-        </w:rPr>
-        <w:t xml:space="preserve">  </w:t>
-      </w:r>
-      <w:proofErr w:type="gramStart"/>
-      <w:r>
-        <w:rPr>
-          <w:rFonts w:hint="eastAsia"/>
-        </w:rPr>
-        <w:t>14.0  14.5</w:t>
-      </w:r>
-      <w:proofErr w:type="gramEnd"/>
-      <w:r>
-        <w:rPr>
-          <w:rFonts w:hint="eastAsia"/>
-        </w:rPr>
-        <w:t xml:space="preserve">  </w:t>
-      </w:r>
-      <w:proofErr w:type="gramStart"/>
-      <w:r>
-        <w:rPr>
-          <w:rFonts w:hint="eastAsia"/>
-        </w:rPr>
-        <w:t>15.0  15.5</w:t>
-      </w:r>
-      <w:proofErr w:type="gramEnd"/>
-      <w:r>
-        <w:rPr>
-          <w:rFonts w:hint="eastAsia"/>
-        </w:rPr>
-        <w:t xml:space="preserve">  </w:t>
-      </w:r>
-      <w:proofErr w:type="gramStart"/>
-      <w:r>
-        <w:rPr>
-          <w:rFonts w:hint="eastAsia"/>
-        </w:rPr>
-        <w:t>16.0  16.5</w:t>
-      </w:r>
-      <w:proofErr w:type="gramEnd"/>
-      <w:r>
-        <w:rPr>
-          <w:rFonts w:hint="eastAsia"/>
-        </w:rPr>
-        <w:t xml:space="preserve">  17.0   </w:t>
-      </w:r>
-      <w:proofErr w:type="gramStart"/>
-      <w:r>
-        <w:rPr>
-          <w:rFonts w:hint="eastAsia"/>
-        </w:rPr>
-        <w:t>17.5  18.0</w:t>
-      </w:r>
-      <w:proofErr w:type="gramEnd"/>
-      <w:r>
-        <w:rPr>
-          <w:rFonts w:hint="eastAsia"/>
-        </w:rPr>
-        <w:t xml:space="preserve">  18.5</w:t>
+      <w:r>
+        <w:rPr>
+          <w:rFonts w:hint="eastAsia"/>
+        </w:rPr>
+        <w:t>13.0  13.5  14.0  14.5  15.0  15.5  16.0  16.5  17.0   17.5  18.0  18.5</w:t>
       </w:r>
     </w:p>
     <w:sectPr>
